--- a/docx_resources/Вечірня-Утреня/В,У - Квітна Тріодь/pascha-3/3-2-ВУ.docx
+++ b/docx_resources/Вечірня-Утреня/В,У - Квітна Тріодь/pascha-3/3-2-ВУ.docx
@@ -44,7 +44,7 @@
     </w:p>
     <w:p>
       <w:pPr>
-        <w:pStyle w:val="Heading1"/>
+        <w:pStyle w:val="1"/>
         <w:spacing w:after="120"/>
         <w:jc w:val="center"/>
         <w:rPr>
@@ -56,7 +56,6 @@
         <w:rPr>
           <w:rFonts w:ascii="Times New Roman" w:hAnsi="Times New Roman" w:cs="Times New Roman"/>
           <w:b/>
-          <w:sz w:val="24"/>
         </w:rPr>
         <w:t>ВЕЧІРНЯ</w:t>
       </w:r>
@@ -398,7 +397,7 @@
     </w:p>
     <w:p>
       <w:pPr>
-        <w:pStyle w:val="Heading2"/>
+        <w:pStyle w:val="2"/>
         <w:spacing w:before="0" w:after="120"/>
         <w:jc w:val="center"/>
         <w:rPr>
@@ -458,27 +457,27 @@
           <w:rFonts w:ascii="Times New Roman" w:hAnsi="Times New Roman"/>
           <w:sz w:val="24"/>
         </w:rPr>
-        <w:t>Ти розіп’я́в, нена́че наме́т, не́бо,* Ти збудува́в Твої́ го́рниці у во́дах.</w:t>
-      </w:r>
-    </w:p>
-    <w:p>
-      <w:pPr>
-        <w:spacing w:after="120"/>
-        <w:jc w:val="both"/>
-      </w:pPr>
-      <w:r>
-        <w:rPr>
-          <w:rFonts w:ascii="Times New Roman" w:hAnsi="Times New Roman"/>
-          <w:sz w:val="24"/>
-        </w:rPr>
-        <w:t>Із хмар собі́ ро́биш колісни́</w:t>
-      </w:r>
-      <w:r>
-        <w:rPr>
-          <w:rFonts w:ascii="Times New Roman" w:hAnsi="Times New Roman"/>
-          <w:sz w:val="24"/>
-        </w:rPr>
-        <w:t>цю,* хо́диш на кри́лах ві́тру.</w:t>
+        <w:t>Ти розіп’я́в, нена́че наме́т, не́бо,* Ти збудува́в Твої́ го́рниці у во́да</w:t>
+      </w:r>
+      <w:r>
+        <w:rPr>
+          <w:rFonts w:ascii="Times New Roman" w:hAnsi="Times New Roman"/>
+          <w:sz w:val="24"/>
+        </w:rPr>
+        <w:t>х.</w:t>
+      </w:r>
+    </w:p>
+    <w:p>
+      <w:pPr>
+        <w:spacing w:after="120"/>
+        <w:jc w:val="both"/>
+      </w:pPr>
+      <w:r>
+        <w:rPr>
+          <w:rFonts w:ascii="Times New Roman" w:hAnsi="Times New Roman"/>
+          <w:sz w:val="24"/>
+        </w:rPr>
+        <w:t>Із хмар собі́ ро́биш колісни́цю,* хо́диш на кри́лах ві́тру.</w:t>
       </w:r>
     </w:p>
     <w:p>
@@ -517,27 +516,27 @@
           <w:rFonts w:ascii="Times New Roman" w:hAnsi="Times New Roman"/>
           <w:sz w:val="24"/>
         </w:rPr>
-        <w:t>Безо́днею, немо́в оде́жею, покри́в її́,* по́над го́рами ста́ли во́ди.</w:t>
-      </w:r>
-    </w:p>
-    <w:p>
-      <w:pPr>
-        <w:spacing w:after="120"/>
-        <w:jc w:val="both"/>
-      </w:pPr>
-      <w:r>
-        <w:rPr>
-          <w:rFonts w:ascii="Times New Roman" w:hAnsi="Times New Roman"/>
-          <w:sz w:val="24"/>
-        </w:rPr>
-        <w:t>Пе</w:t>
-      </w:r>
-      <w:r>
-        <w:rPr>
-          <w:rFonts w:ascii="Times New Roman" w:hAnsi="Times New Roman"/>
-          <w:sz w:val="24"/>
-        </w:rPr>
-        <w:t>́ред погро́зою Твоє́ю вони́ тіка́ли,* пе́ред го́лосом гро́му Твого́ тремті́ли.</w:t>
+        <w:t xml:space="preserve">Безо́днею, немо́в оде́жею, покри́в </w:t>
+      </w:r>
+      <w:r>
+        <w:rPr>
+          <w:rFonts w:ascii="Times New Roman" w:hAnsi="Times New Roman"/>
+          <w:sz w:val="24"/>
+        </w:rPr>
+        <w:t>її́,* по́над го́рами ста́ли во́ди.</w:t>
+      </w:r>
+    </w:p>
+    <w:p>
+      <w:pPr>
+        <w:spacing w:after="120"/>
+        <w:jc w:val="both"/>
+      </w:pPr>
+      <w:r>
+        <w:rPr>
+          <w:rFonts w:ascii="Times New Roman" w:hAnsi="Times New Roman"/>
+          <w:sz w:val="24"/>
+        </w:rPr>
+        <w:t>Пе́ред погро́зою Твоє́ю вони́ тіка́ли,* пе́ред го́лосом гро́му Твого́ тремті́ли.</w:t>
       </w:r>
     </w:p>
     <w:p>
@@ -602,27 +601,28 @@
           <w:rFonts w:ascii="Times New Roman" w:hAnsi="Times New Roman"/>
           <w:sz w:val="24"/>
         </w:rPr>
-        <w:t>Над ни́ми ку́блиться небе́сне пта́ство,*</w:t>
-      </w:r>
-      <w:r>
-        <w:rPr>
-          <w:rFonts w:ascii="Times New Roman" w:hAnsi="Times New Roman"/>
-          <w:sz w:val="24"/>
-        </w:rPr>
-        <w:t xml:space="preserve"> з-по́між гілля́к дає́ свій го́лос.</w:t>
-      </w:r>
-    </w:p>
-    <w:p>
-      <w:pPr>
-        <w:spacing w:after="120"/>
-        <w:jc w:val="both"/>
-      </w:pPr>
-      <w:r>
-        <w:rPr>
-          <w:rFonts w:ascii="Times New Roman" w:hAnsi="Times New Roman"/>
-          <w:sz w:val="24"/>
-        </w:rPr>
-        <w:t>Ти напува́єш го́ри з Твої́х го́рниць,* земля́ наси́чується пло́дом діл Твої́х.</w:t>
+        <w:lastRenderedPageBreak/>
+        <w:t>Над ни́ми ку́блиться небе́сне пта́ство,* з-по́між гілля́к дає́ свій го́лос.</w:t>
+      </w:r>
+    </w:p>
+    <w:p>
+      <w:pPr>
+        <w:spacing w:after="120"/>
+        <w:jc w:val="both"/>
+      </w:pPr>
+      <w:r>
+        <w:rPr>
+          <w:rFonts w:ascii="Times New Roman" w:hAnsi="Times New Roman"/>
+          <w:sz w:val="24"/>
+        </w:rPr>
+        <w:t>Ти напува́єш го́ри з Твої́х го́рниць,</w:t>
+      </w:r>
+      <w:r>
+        <w:rPr>
+          <w:rFonts w:ascii="Times New Roman" w:hAnsi="Times New Roman"/>
+          <w:sz w:val="24"/>
+        </w:rPr>
+        <w:t>* земля́ наси́чується пло́дом діл Твої́х.</w:t>
       </w:r>
     </w:p>
     <w:p>
@@ -648,14 +648,7 @@
           <w:rFonts w:ascii="Times New Roman" w:hAnsi="Times New Roman"/>
           <w:sz w:val="24"/>
         </w:rPr>
-        <w:t>Вино́, що се́рце лю́дське звеселя́є, олі́ю, щоб від не</w:t>
-      </w:r>
-      <w:r>
-        <w:rPr>
-          <w:rFonts w:ascii="Times New Roman" w:hAnsi="Times New Roman"/>
-          <w:sz w:val="24"/>
-        </w:rPr>
-        <w:t>́ї ясні́ло обли́ччя,* і хліб, що скрі́плює се́рце лю́дське.</w:t>
+        <w:t>Вино́, що се́рце лю́дське звеселя́є, олі́ю, щоб від не́ї ясні́ло обли́ччя,* і хліб, що скрі́плює се́рце лю́дське.</w:t>
       </w:r>
     </w:p>
     <w:p>
@@ -707,14 +700,14 @@
           <w:rFonts w:ascii="Times New Roman" w:hAnsi="Times New Roman"/>
           <w:sz w:val="24"/>
         </w:rPr>
-        <w:t>Т</w:t>
-      </w:r>
-      <w:r>
-        <w:rPr>
-          <w:rFonts w:ascii="Times New Roman" w:hAnsi="Times New Roman"/>
-          <w:sz w:val="24"/>
-        </w:rPr>
-        <w:t>и створи́в мі́сяць, щоб значи́ти по́ри;* со́нце зна́є свій за́хід.</w:t>
+        <w:t>Ти створи́в мі́сяць, щоб значи́ти по́ри;* со́нце зна́є свій за́</w:t>
+      </w:r>
+      <w:r>
+        <w:rPr>
+          <w:rFonts w:ascii="Times New Roman" w:hAnsi="Times New Roman"/>
+          <w:sz w:val="24"/>
+        </w:rPr>
+        <w:t>хід.</w:t>
       </w:r>
     </w:p>
     <w:p>
@@ -753,27 +746,27 @@
           <w:rFonts w:ascii="Times New Roman" w:hAnsi="Times New Roman"/>
           <w:sz w:val="24"/>
         </w:rPr>
-        <w:t>Хова́ються, як ті́льки зі́йд</w:t>
-      </w:r>
-      <w:r>
-        <w:rPr>
-          <w:rFonts w:ascii="Times New Roman" w:hAnsi="Times New Roman"/>
-          <w:sz w:val="24"/>
-        </w:rPr>
-        <w:t>е со́нце,* ляга́ють у свої́х но́рах.</w:t>
-      </w:r>
-    </w:p>
-    <w:p>
-      <w:pPr>
-        <w:spacing w:after="120"/>
-        <w:jc w:val="both"/>
-      </w:pPr>
-      <w:r>
-        <w:rPr>
-          <w:rFonts w:ascii="Times New Roman" w:hAnsi="Times New Roman"/>
-          <w:sz w:val="24"/>
-        </w:rPr>
-        <w:t>Вихо́дить люди́на до свого́ ді́ла,* і до своє́ї пра́ці аж до ве́чора.</w:t>
+        <w:t>Хова́ються, як ті́льки зі́йде со́нце,* ляга́ють у свої́х но́рах.</w:t>
+      </w:r>
+    </w:p>
+    <w:p>
+      <w:pPr>
+        <w:spacing w:after="120"/>
+        <w:jc w:val="both"/>
+      </w:pPr>
+      <w:r>
+        <w:rPr>
+          <w:rFonts w:ascii="Times New Roman" w:hAnsi="Times New Roman"/>
+          <w:sz w:val="24"/>
+        </w:rPr>
+        <w:t>Вихо́дить люди́на до свог</w:t>
+      </w:r>
+      <w:r>
+        <w:rPr>
+          <w:rFonts w:ascii="Times New Roman" w:hAnsi="Times New Roman"/>
+          <w:sz w:val="24"/>
+        </w:rPr>
+        <w:t>о́ ді́ла,* і до своє́ї пра́ці аж до ве́чора.</w:t>
       </w:r>
     </w:p>
     <w:p>
@@ -799,27 +792,27 @@
           <w:rFonts w:ascii="Times New Roman" w:hAnsi="Times New Roman"/>
           <w:sz w:val="24"/>
         </w:rPr>
-        <w:t>Ось мо́ре вели́ке, преширо́ке,* у ньо́му плаз</w:t>
-      </w:r>
-      <w:r>
-        <w:rPr>
-          <w:rFonts w:ascii="Times New Roman" w:hAnsi="Times New Roman"/>
-          <w:sz w:val="24"/>
-        </w:rPr>
-        <w:t>уні́в без лі́ку, зві́рів мали́х і вели́ких.</w:t>
-      </w:r>
-    </w:p>
-    <w:p>
-      <w:pPr>
-        <w:spacing w:after="120"/>
-        <w:jc w:val="both"/>
-      </w:pPr>
-      <w:r>
-        <w:rPr>
-          <w:rFonts w:ascii="Times New Roman" w:hAnsi="Times New Roman"/>
-          <w:sz w:val="24"/>
-        </w:rPr>
-        <w:t>Там кораблі́ прохо́дять,* є і левіята́н, яко́го Ти створи́в, щоб ним ба́витися.</w:t>
+        <w:t>Ось мо́ре вели́ке, преширо́ке,* у ньо́му плазуні́в без лі́ку, зві́рів мали́х і вели́ких.</w:t>
+      </w:r>
+    </w:p>
+    <w:p>
+      <w:pPr>
+        <w:spacing w:after="120"/>
+        <w:jc w:val="both"/>
+      </w:pPr>
+      <w:r>
+        <w:rPr>
+          <w:rFonts w:ascii="Times New Roman" w:hAnsi="Times New Roman"/>
+          <w:sz w:val="24"/>
+        </w:rPr>
+        <w:t>Там кораблі́ прохо́д</w:t>
+      </w:r>
+      <w:r>
+        <w:rPr>
+          <w:rFonts w:ascii="Times New Roman" w:hAnsi="Times New Roman"/>
+          <w:sz w:val="24"/>
+        </w:rPr>
+        <w:t>ять,* є і левіята́н, яко́го Ти створи́в, щоб ним ба́витися.</w:t>
       </w:r>
     </w:p>
     <w:p>
@@ -845,27 +838,27 @@
           <w:rFonts w:ascii="Times New Roman" w:hAnsi="Times New Roman"/>
           <w:sz w:val="24"/>
         </w:rPr>
-        <w:t>Коли́ дає́ш їм, вони́ її́ збира́ють,* як розту́люєш Твою́ ру́ку, во</w:t>
-      </w:r>
-      <w:r>
-        <w:rPr>
-          <w:rFonts w:ascii="Times New Roman" w:hAnsi="Times New Roman"/>
-          <w:sz w:val="24"/>
-        </w:rPr>
-        <w:t>ни́ наси́чуються бла́гом.</w:t>
-      </w:r>
-    </w:p>
-    <w:p>
-      <w:pPr>
-        <w:spacing w:after="120"/>
-        <w:jc w:val="both"/>
-      </w:pPr>
-      <w:r>
-        <w:rPr>
-          <w:rFonts w:ascii="Times New Roman" w:hAnsi="Times New Roman"/>
-          <w:sz w:val="24"/>
-        </w:rPr>
-        <w:t>Вони́ бенте́жаться, коли́ хова́єш вид Свій;* як забира́єш дух у них, вони́ ги́нуть і поверта́ються у свій по́рох.</w:t>
+        <w:t>Коли́ дає́ш їм, вони́ її́ збира́ють,* як розту́люєш Твою́ ру́ку, вони́ наси́чуються бла́гом.</w:t>
+      </w:r>
+    </w:p>
+    <w:p>
+      <w:pPr>
+        <w:spacing w:after="120"/>
+        <w:jc w:val="both"/>
+      </w:pPr>
+      <w:r>
+        <w:rPr>
+          <w:rFonts w:ascii="Times New Roman" w:hAnsi="Times New Roman"/>
+          <w:sz w:val="24"/>
+        </w:rPr>
+        <w:t xml:space="preserve">Вони́ бенте́жаться, коли́ хова́єш вид </w:t>
+      </w:r>
+      <w:r>
+        <w:rPr>
+          <w:rFonts w:ascii="Times New Roman" w:hAnsi="Times New Roman"/>
+          <w:sz w:val="24"/>
+        </w:rPr>
+        <w:t>Свій;* як забира́єш дух у них, вони́ ги́нуть і поверта́ються у свій по́рох.</w:t>
       </w:r>
     </w:p>
     <w:p>
@@ -904,7 +897,14 @@
           <w:rFonts w:ascii="Times New Roman" w:hAnsi="Times New Roman"/>
           <w:sz w:val="24"/>
         </w:rPr>
-        <w:t>Спогля́не Він на зе́млю, і вона́ стряса́ється,* торкне́ться гір, вони́ диму́ють.</w:t>
+        <w:t>Спогля́не Він на зе́млю, і вон</w:t>
+      </w:r>
+      <w:r>
+        <w:rPr>
+          <w:rFonts w:ascii="Times New Roman" w:hAnsi="Times New Roman"/>
+          <w:sz w:val="24"/>
+        </w:rPr>
+        <w:t>а́ стряса́ється,* торкне́ться гір, вони́ диму́ють.</w:t>
       </w:r>
     </w:p>
     <w:p>
@@ -943,14 +943,14 @@
           <w:rFonts w:ascii="Times New Roman" w:hAnsi="Times New Roman"/>
           <w:sz w:val="24"/>
         </w:rPr>
-        <w:t xml:space="preserve">Неха́й грі́шники </w:t>
-      </w:r>
-      <w:r>
-        <w:rPr>
-          <w:rFonts w:ascii="Times New Roman" w:hAnsi="Times New Roman"/>
-          <w:sz w:val="24"/>
-        </w:rPr>
-        <w:t>з землі ще́знуть, і беззако́нних бі́льше неха́й не бу́де.* Благослови́, душе́ моя́, Го́спода.</w:t>
+        <w:t xml:space="preserve">Неха́й грі́шники з землі ще́знуть, і </w:t>
+      </w:r>
+      <w:r>
+        <w:rPr>
+          <w:rFonts w:ascii="Times New Roman" w:hAnsi="Times New Roman"/>
+          <w:sz w:val="24"/>
+        </w:rPr>
+        <w:t>беззако́нних бі́льше неха́й не бу́де.* Благослови́, душе́ моя́, Го́спода.</w:t>
       </w:r>
     </w:p>
     <w:p>
@@ -989,14 +989,14 @@
           <w:rFonts w:ascii="Times New Roman" w:hAnsi="Times New Roman"/>
           <w:sz w:val="24"/>
         </w:rPr>
-        <w:t>Сла́ва Отцю́, і Си́ну, і Свято</w:t>
-      </w:r>
-      <w:r>
-        <w:rPr>
-          <w:rFonts w:ascii="Times New Roman" w:hAnsi="Times New Roman"/>
-          <w:sz w:val="24"/>
-        </w:rPr>
-        <w:t>́му Ду́хові,* І ни́ні, і повсякча́с, і на ві́ки вікі́в. Амі́нь.</w:t>
+        <w:t>Сла́ва Отцю́, і Си́ну, і Свято́му Ду́хові,* І ни́н</w:t>
+      </w:r>
+      <w:r>
+        <w:rPr>
+          <w:rFonts w:ascii="Times New Roman" w:hAnsi="Times New Roman"/>
+          <w:sz w:val="24"/>
+        </w:rPr>
+        <w:t>і, і повсякча́с, і на ві́ки вікі́в. Амі́нь.</w:t>
       </w:r>
     </w:p>
     <w:p>
@@ -1034,7 +1034,7 @@
     </w:p>
     <w:p>
       <w:pPr>
-        <w:pStyle w:val="Heading3"/>
+        <w:pStyle w:val="3"/>
         <w:spacing w:before="0" w:after="120"/>
         <w:jc w:val="center"/>
         <w:rPr>
@@ -1050,7 +1050,6 @@
           <w:b/>
           <w:i/>
           <w:color w:val="FF0000"/>
-          <w:sz w:val="24"/>
         </w:rPr>
         <w:t>Вечірні молитви</w:t>
       </w:r>
@@ -1102,7 +1101,16 @@
           <w:sz w:val="24"/>
           <w:szCs w:val="24"/>
         </w:rPr>
-        <w:t xml:space="preserve"> Господи щедрий і милосердний, довготерпеливий і многомилостивий! Вислухай молитви наші і зверни увагу на голос моління нашого і яви нам знак милости твоєї, наведи нас на дорогу твою, щоб ходили ми в твоїй правді. Звесели серця наші, щоб ми боялись імення твого святого, бо ти великий і твориш чуда; ти Бог єдиний і немає подібного тобі між богами, Господи. Ти сильний у милості і добрий у силі, аби допомагати й утішати, і спасати всіх, хто на ім'я твоє святе уповає. Бо тобі належить усяка слава, честь і поклоніння: Отцю, Сину, і Святому Духові, нині і повсякчас, і на віки віків. Амінь.</w:t>
+        <w:t xml:space="preserve"> Господи щедрий і милосердний, довготерпеливий і многомилостивий! Вислухай молитви наші і зверни увагу на голос моління нашого і яви нам знак милости твоєї, наведи нас на дорогу твою, щоб ходили ми в твоїй правді. Звесели серця наші, щоб ми боялись імення твого святого, бо ти великий і твориш чуда; ти Бог єдиний і немає подібного тобі </w:t>
+      </w:r>
+      <w:r>
+        <w:rPr>
+          <w:rFonts w:ascii="Times New Roman" w:hAnsi="Times New Roman" w:cs="Times New Roman"/>
+          <w:sz w:val="24"/>
+          <w:szCs w:val="24"/>
+        </w:rPr>
+        <w:lastRenderedPageBreak/>
+        <w:t>між богами, Господи. Ти сильний у милості і добрий у силі, аби допомагати й утішати, і спасати всіх, хто на ім'я твоє святе уповає. Бо тобі належить усяка слава, честь і поклоніння: Отцю, Сину, і Святому Духові, нині і повсякчас, і на віки віків. Амінь.</w:t>
       </w:r>
     </w:p>
     <w:p>
@@ -1298,25 +1306,34 @@
           <w:sz w:val="24"/>
           <w:szCs w:val="24"/>
         </w:rPr>
-        <w:t xml:space="preserve"> Боже великий і вишній, в тебе одного є безсмертність і в світлі живеш недоступнім. Ти все створіння мудро створив, відокремив світло від темряви і сонце поклав, щоб правити днем, а місяць і зорі, щоб володіли ніччю, нас же грішних вчинив достойними і в теперішню годину стати перед твоїм обличчям, щоб тебе визнавати і принести тобі вечірнє славослов'я. Направ, Людинолюбче, молитву нашу, немов кадило, перед тобою і прийми її, як благовонний запах. Дай нам мирний цей вечір і близьку вже ніч; зодягни нас у броню світла; визволь нас від нічного страху і всякої речі, що в темряві з'являється, і дай сон, що його ти дарував на відпочинок нашій немічності, вільний від усякого маріння диявольського. Владико, давче добра, хай і на нашій постелі, бувши тобі милими, згадуємо вночі твоє ім'я і, просвічувані навчанням твоїх заповідей, встанемо в душевній радості до звеличування твоєї доброти, приносячи твоєму милосердю молитви і моління, за наші і всіх твоїх людей провини. Відвідай їх задля молитов святої Богородиці. Бо ти є добрий і людинолюбний Бог, і тобі віддаємо славу: Отцю, і Сину, і Святому Духові, нині і повсякчас, і на віки віків. Амінь.</w:t>
-      </w:r>
-    </w:p>
-    <w:p>
-      <w:pPr>
-        <w:spacing w:after="120"/>
-        <w:jc w:val="both"/>
-        <w:rPr>
-          <w:rFonts w:ascii="Times New Roman" w:hAnsi="Times New Roman" w:cs="Times New Roman"/>
-          <w:i/>
-          <w:color w:val="FF0000"/>
-          <w:sz w:val="24"/>
-          <w:szCs w:val="24"/>
-        </w:rPr>
-      </w:pPr>
-    </w:p>
-    <w:p>
-      <w:pPr>
-        <w:pStyle w:val="Heading3"/>
+        <w:t xml:space="preserve"> Боже великий і вишній, в тебе одного є безсмертність і в світлі живеш недоступнім. Ти все створіння мудро створив, відокремив світло від темряви і сонце поклав, щоб правити днем, а місяць і зорі, щоб володіли ніччю, нас же грішних вчинив достойними і в теперішню годину стати перед твоїм обличчям, щоб тебе визнавати і принести тобі вечірнє славослов'я. Направ, Людинолюбче, молитву нашу, немов кадило, перед тобою і прийми її, як благовонний запах. Дай нам мирний цей вечір і близьку вже ніч; зодягни нас у броню світла; визволь нас від нічного страху і всякої речі, що в темряві з'являється, і дай сон, що його ти дарував на відпочинок нашій немічності, вільний від усякого маріння диявольського. Владико, давче добра, хай і на нашій постелі, бувши тобі милими, згадуємо вночі твоє ім'я і, просвічувані навчанням твоїх заповідей, встанемо в душевній радості до звеличування твоєї доброти, приносячи твоєму милосердю молитви і моління, за наші і всіх твоїх людей провини. Відвідай їх задля молитов святої Богородиці. Бо ти є </w:t>
+      </w:r>
+      <w:r>
+        <w:rPr>
+          <w:rFonts w:ascii="Times New Roman" w:hAnsi="Times New Roman" w:cs="Times New Roman"/>
+          <w:sz w:val="24"/>
+          <w:szCs w:val="24"/>
+        </w:rPr>
+        <w:lastRenderedPageBreak/>
+        <w:t>добрий і людинолюбний Бог, і тобі віддаємо славу: Отцю, і Сину, і Святому Духові, нині і повсякчас, і на віки віків. Амінь.</w:t>
+      </w:r>
+    </w:p>
+    <w:p>
+      <w:pPr>
+        <w:spacing w:after="120"/>
+        <w:jc w:val="both"/>
+        <w:rPr>
+          <w:rFonts w:ascii="Times New Roman" w:hAnsi="Times New Roman" w:cs="Times New Roman"/>
+          <w:i/>
+          <w:color w:val="FF0000"/>
+          <w:sz w:val="24"/>
+          <w:szCs w:val="24"/>
+        </w:rPr>
+      </w:pPr>
+    </w:p>
+    <w:p>
+      <w:pPr>
+        <w:pStyle w:val="3"/>
         <w:spacing w:before="0" w:after="120"/>
         <w:jc w:val="center"/>
         <w:rPr>
@@ -1332,7 +1349,6 @@
           <w:b/>
           <w:i/>
           <w:color w:val="FF0000"/>
-          <w:sz w:val="24"/>
         </w:rPr>
         <w:t>Велика ектенія</w:t>
       </w:r>
@@ -1890,7 +1906,17 @@
           <w:szCs w:val="24"/>
           <w:u w:val="single"/>
         </w:rPr>
-        <w:t xml:space="preserve"> [Господи щедрий і милосердний, довготерпеливий і многомилостивий! Вислухай молитви наші і зверни увагу на голос моління нашого і яви нам знак милости твоєї, наведи нас на дорогу твою, щоб ходили ми в твоїй правді. Звесели серця наші, щоб ми боялись імення твого святого, бо ти великий і твориш чуда; ти Бог єдиний і немає подібного тобі між богами, Господи. Ти сильний у милості і добрий у силі, аби допомагати й утішати, і спасати всіх, хто на ім'я твоє святе уповає.]</w:t>
+        <w:t xml:space="preserve"> [Господи щедрий і милосердний, довготерпеливий і многомилостивий! Вислухай молитви наші і зверни увагу на голос моління нашого і яви нам знак милости твоєї, наведи нас на дорогу твою, щоб ходили ми в твоїй правді. Звесели серця наші, щоб ми боялись імення твого святого, бо ти великий і твориш чуда; ти Бог єдиний і немає подібного тобі </w:t>
+      </w:r>
+      <w:r>
+        <w:rPr>
+          <w:rFonts w:ascii="Times New Roman" w:hAnsi="Times New Roman" w:cs="Times New Roman"/>
+          <w:sz w:val="24"/>
+          <w:szCs w:val="24"/>
+          <w:u w:val="single"/>
+        </w:rPr>
+        <w:lastRenderedPageBreak/>
+        <w:t>між богами, Господи. Ти сильний у милості і добрий у силі, аби допомагати й утішати, і спасати всіх, хто на ім'я твоє святе уповає.]</w:t>
       </w:r>
     </w:p>
     <w:p>
@@ -1966,7 +1992,7 @@
     </w:p>
     <w:p>
       <w:pPr>
-        <w:pStyle w:val="Heading2"/>
+        <w:pStyle w:val="2"/>
         <w:spacing w:before="0" w:after="120"/>
         <w:jc w:val="center"/>
         <w:rPr>
@@ -2051,7 +2077,14 @@
           <w:rFonts w:ascii="Times New Roman" w:hAnsi="Times New Roman"/>
           <w:sz w:val="24"/>
         </w:rPr>
-        <w:t>Поста́в, Го́споди, мої́м уста́м сторо́жу;* до двере́й губ мої́х − ва́рту!</w:t>
+        <w:t>Поста́в, Го</w:t>
+      </w:r>
+      <w:r>
+        <w:rPr>
+          <w:rFonts w:ascii="Times New Roman" w:hAnsi="Times New Roman"/>
+          <w:sz w:val="24"/>
+        </w:rPr>
+        <w:t>́споди, мої́м уста́м сторо́жу;* до двере́й губ мої́х − ва́рту!</w:t>
       </w:r>
     </w:p>
     <w:p>
@@ -2090,27 +2123,27 @@
           <w:rFonts w:ascii="Times New Roman" w:hAnsi="Times New Roman"/>
           <w:sz w:val="24"/>
         </w:rPr>
-        <w:t>Неха́й пра́ведник по-до́брому б’є мене́ й виправля́є,* а олі́я грі́шного неха́й не нама́стить голови́ моє́ї.</w:t>
-      </w:r>
-    </w:p>
-    <w:p>
-      <w:pPr>
-        <w:spacing w:after="120"/>
-        <w:jc w:val="both"/>
-      </w:pPr>
-      <w:r>
-        <w:rPr>
-          <w:rFonts w:ascii="Times New Roman" w:hAnsi="Times New Roman"/>
-          <w:sz w:val="24"/>
-        </w:rPr>
-        <w:t>Я все-таки́ моли́тимусь,* незважа́ючи на ї́хн</w:t>
-      </w:r>
-      <w:r>
-        <w:rPr>
-          <w:rFonts w:ascii="Times New Roman" w:hAnsi="Times New Roman"/>
-          <w:sz w:val="24"/>
-        </w:rPr>
-        <w:t>і злі вчи́нки.</w:t>
+        <w:t xml:space="preserve">Неха́й пра́ведник </w:t>
+      </w:r>
+      <w:r>
+        <w:rPr>
+          <w:rFonts w:ascii="Times New Roman" w:hAnsi="Times New Roman"/>
+          <w:sz w:val="24"/>
+        </w:rPr>
+        <w:t>по-до́брому б’є мене́ й виправля́є,* а олі́я грі́шного неха́й не нама́стить голови́ моє́ї.</w:t>
+      </w:r>
+    </w:p>
+    <w:p>
+      <w:pPr>
+        <w:spacing w:after="120"/>
+        <w:jc w:val="both"/>
+      </w:pPr>
+      <w:r>
+        <w:rPr>
+          <w:rFonts w:ascii="Times New Roman" w:hAnsi="Times New Roman"/>
+          <w:sz w:val="24"/>
+        </w:rPr>
+        <w:t>Я все-таки́ моли́тимусь,* незважа́ючи на ї́хні злі вчи́нки.</w:t>
       </w:r>
     </w:p>
     <w:p>
@@ -2136,27 +2169,27 @@
           <w:rFonts w:ascii="Times New Roman" w:hAnsi="Times New Roman"/>
           <w:sz w:val="24"/>
         </w:rPr>
-        <w:t>Немо́вби хтось розби́в і розри́в зе́млю,* розки́дано ї́хні ко́сті пе́ред а́дом.</w:t>
-      </w:r>
-    </w:p>
-    <w:p>
-      <w:pPr>
-        <w:spacing w:after="120"/>
-        <w:jc w:val="both"/>
-      </w:pPr>
-      <w:r>
-        <w:rPr>
-          <w:rFonts w:ascii="Times New Roman" w:hAnsi="Times New Roman"/>
-          <w:sz w:val="24"/>
-        </w:rPr>
-        <w:t>Бо до Те́бе, Го́споди, мій Бо́же, мої́ о́чі;* до Те́бе прибіга́ю, не губи́ д</w:t>
-      </w:r>
-      <w:r>
-        <w:rPr>
-          <w:rFonts w:ascii="Times New Roman" w:hAnsi="Times New Roman"/>
-          <w:sz w:val="24"/>
-        </w:rPr>
-        <w:t>уші́ моє́ї.</w:t>
+        <w:t>Немо́вби хтось розби</w:t>
+      </w:r>
+      <w:r>
+        <w:rPr>
+          <w:rFonts w:ascii="Times New Roman" w:hAnsi="Times New Roman"/>
+          <w:sz w:val="24"/>
+        </w:rPr>
+        <w:t>́в і розри́в зе́млю,* розки́дано ї́хні ко́сті пе́ред а́дом.</w:t>
+      </w:r>
+    </w:p>
+    <w:p>
+      <w:pPr>
+        <w:spacing w:after="120"/>
+        <w:jc w:val="both"/>
+      </w:pPr>
+      <w:r>
+        <w:rPr>
+          <w:rFonts w:ascii="Times New Roman" w:hAnsi="Times New Roman"/>
+          <w:sz w:val="24"/>
+        </w:rPr>
+        <w:t>Бо до Те́бе, Го́споди, мій Бо́же, мої́ о́чі;* до Те́бе прибіга́ю, не губи́ душі́ моє́ї.</w:t>
       </w:r>
     </w:p>
     <w:p>
@@ -2182,7 +2215,14 @@
           <w:rFonts w:ascii="Times New Roman" w:hAnsi="Times New Roman"/>
           <w:sz w:val="24"/>
         </w:rPr>
-        <w:t>Неха́й грі́шники впаду́ть у вла́сні сі́ті всі ра́зом,* а я пройду́ безпе́чно.</w:t>
+        <w:t>Неха́й г</w:t>
+      </w:r>
+      <w:r>
+        <w:rPr>
+          <w:rFonts w:ascii="Times New Roman" w:hAnsi="Times New Roman"/>
+          <w:sz w:val="24"/>
+        </w:rPr>
+        <w:t>рі́шники впаду́ть у вла́сні сі́ті всі ра́зом,* а я пройду́ безпе́чно.</w:t>
       </w:r>
     </w:p>
     <w:p>
@@ -2211,14 +2251,7 @@
           <w:rFonts w:ascii="Times New Roman" w:hAnsi="Times New Roman"/>
           <w:sz w:val="24"/>
         </w:rPr>
-        <w:t>Я го́лосом мої́м до Го́спода взива́ю,* я го́лосом мої́м</w:t>
-      </w:r>
-      <w:r>
-        <w:rPr>
-          <w:rFonts w:ascii="Times New Roman" w:hAnsi="Times New Roman"/>
-          <w:sz w:val="24"/>
-        </w:rPr>
-        <w:t xml:space="preserve"> до Го́спода молю́ся.</w:t>
+        <w:t>Я го́лосом мої́м до Го́спода взива́ю,* я го́лосом мої́м до Го́спода молю́ся.</w:t>
       </w:r>
     </w:p>
     <w:p>
@@ -2244,27 +2277,27 @@
           <w:rFonts w:ascii="Times New Roman" w:hAnsi="Times New Roman"/>
           <w:sz w:val="24"/>
         </w:rPr>
-        <w:t>Коли́ триво́житься в мені́ дух мій, Ти знає́ш мою́ сте́жку.* На доро́зі, де я ступа́ю, та́йно розста́вили сильце́ на ме́не.</w:t>
-      </w:r>
-    </w:p>
-    <w:p>
-      <w:pPr>
-        <w:spacing w:after="120"/>
-        <w:jc w:val="both"/>
-      </w:pPr>
-      <w:r>
-        <w:rPr>
-          <w:rFonts w:ascii="Times New Roman" w:hAnsi="Times New Roman"/>
-          <w:sz w:val="24"/>
-        </w:rPr>
-        <w:t>Погля́нь право́руч і подиви́ся:* нема́ ніко́</w:t>
-      </w:r>
-      <w:r>
-        <w:rPr>
-          <w:rFonts w:ascii="Times New Roman" w:hAnsi="Times New Roman"/>
-          <w:sz w:val="24"/>
-        </w:rPr>
-        <w:t>го, хто дбав би за ме́не.</w:t>
+        <w:t>Коли́ триво́житься в мені́ дух м</w:t>
+      </w:r>
+      <w:r>
+        <w:rPr>
+          <w:rFonts w:ascii="Times New Roman" w:hAnsi="Times New Roman"/>
+          <w:sz w:val="24"/>
+        </w:rPr>
+        <w:t>ій, Ти знає́ш мою́ сте́жку.* На доро́зі, де я ступа́ю, та́йно розста́вили сильце́ на ме́не.</w:t>
+      </w:r>
+    </w:p>
+    <w:p>
+      <w:pPr>
+        <w:spacing w:after="120"/>
+        <w:jc w:val="both"/>
+      </w:pPr>
+      <w:r>
+        <w:rPr>
+          <w:rFonts w:ascii="Times New Roman" w:hAnsi="Times New Roman"/>
+          <w:sz w:val="24"/>
+        </w:rPr>
+        <w:t>Погля́нь право́руч і подиви́ся:* нема́ ніко́го, хто дбав би за ме́не.</w:t>
       </w:r>
     </w:p>
     <w:p>
@@ -2290,7 +2323,14 @@
           <w:rFonts w:ascii="Times New Roman" w:hAnsi="Times New Roman"/>
           <w:sz w:val="24"/>
         </w:rPr>
-        <w:t>До Те́бе, Го́споди, взива́ю й кажу́:* Ти моє́ прибі́жище, в землі́ живи́х Ти − моя́ до́ля!</w:t>
+        <w:t>До Те́бе, Го́споди, взив</w:t>
+      </w:r>
+      <w:r>
+        <w:rPr>
+          <w:rFonts w:ascii="Times New Roman" w:hAnsi="Times New Roman"/>
+          <w:sz w:val="24"/>
+        </w:rPr>
+        <w:t>а́ю й кажу́:* Ти моє́ прибі́жище, в землі́ живи́х Ти − моя́ до́ля!</w:t>
       </w:r>
     </w:p>
     <w:p>
@@ -2393,12 +2433,13 @@
           <w:rFonts w:ascii="Times New Roman" w:hAnsi="Times New Roman"/>
           <w:sz w:val="24"/>
         </w:rPr>
+        <w:lastRenderedPageBreak/>
         <w:t>Неха́й бу́дуть Твої́ ву́ха ува́жні,* до го́лосу бла́гання мого́.</w:t>
       </w:r>
     </w:p>
     <w:p>
       <w:pPr>
-        <w:pStyle w:val="Heading3"/>
+        <w:pStyle w:val="3"/>
         <w:spacing w:before="0" w:after="120"/>
         <w:jc w:val="center"/>
         <w:rPr>
@@ -2413,7 +2454,6 @@
           <w:b/>
           <w:i/>
           <w:color w:val="FF0000"/>
-          <w:sz w:val="24"/>
         </w:rPr>
         <w:t>Стихири</w:t>
       </w:r>
@@ -2910,7 +2950,7 @@
     </w:p>
     <w:p>
       <w:pPr>
-        <w:pStyle w:val="Heading2"/>
+        <w:pStyle w:val="2"/>
         <w:spacing w:before="0" w:after="120"/>
         <w:jc w:val="center"/>
         <w:rPr>
@@ -3029,6 +3069,7 @@
           <w:sz w:val="24"/>
           <w:szCs w:val="24"/>
         </w:rPr>
+        <w:lastRenderedPageBreak/>
         <w:t>Священник:</w:t>
       </w:r>
       <w:r>
@@ -3070,7 +3111,7 @@
     </w:p>
     <w:p>
       <w:pPr>
-        <w:pStyle w:val="Heading3"/>
+        <w:pStyle w:val="3"/>
         <w:spacing w:before="0" w:after="120"/>
         <w:jc w:val="center"/>
         <w:rPr>
@@ -3085,7 +3126,6 @@
           <w:b/>
           <w:i/>
           <w:color w:val="FF0000"/>
-          <w:sz w:val="24"/>
         </w:rPr>
         <w:t>Прокімен</w:t>
       </w:r>
@@ -3094,7 +3134,6 @@
           <w:rFonts w:ascii="Times New Roman" w:eastAsia="Times New Roman" w:hAnsi="Times New Roman" w:cs="Times New Roman"/>
           <w:i/>
           <w:color w:val="FF0000"/>
-          <w:sz w:val="24"/>
         </w:rPr>
         <w:t>: Псалом 4 (г. 4):</w:t>
       </w:r>
@@ -3173,7 +3212,7 @@
     </w:p>
     <w:p>
       <w:pPr>
-        <w:pStyle w:val="Heading3"/>
+        <w:pStyle w:val="3"/>
         <w:spacing w:before="0" w:after="120"/>
         <w:jc w:val="center"/>
         <w:rPr>
@@ -3189,7 +3228,6 @@
           <w:b/>
           <w:i/>
           <w:color w:val="FF0000"/>
-          <w:sz w:val="24"/>
         </w:rPr>
         <w:t>Сподоби, Господи</w:t>
       </w:r>
@@ -3397,7 +3435,7 @@
     </w:p>
     <w:p>
       <w:pPr>
-        <w:pStyle w:val="Heading3"/>
+        <w:pStyle w:val="3"/>
         <w:spacing w:before="0" w:after="120"/>
         <w:jc w:val="center"/>
         <w:rPr>
@@ -3413,7 +3451,6 @@
           <w:b/>
           <w:i/>
           <w:color w:val="FF0000"/>
-          <w:sz w:val="24"/>
         </w:rPr>
         <w:t>Прохальна єктенія</w:t>
       </w:r>
@@ -3739,6 +3776,7 @@
           <w:rFonts w:ascii="Times New Roman" w:hAnsi="Times New Roman"/>
           <w:sz w:val="24"/>
         </w:rPr>
+        <w:lastRenderedPageBreak/>
         <w:t>Пресвяту, пречисту, преблагословенну, славну Владичицю нашу Богородицю і приснодіву Марію, з усіма святими пом’янувши, самих себе, і один одного, і все життя наше Христу Богові віддаймо.</w:t>
       </w:r>
     </w:p>
@@ -4085,7 +4123,7 @@
     </w:p>
     <w:p>
       <w:pPr>
-        <w:pStyle w:val="Heading2"/>
+        <w:pStyle w:val="2"/>
         <w:spacing w:before="0" w:after="120"/>
         <w:jc w:val="center"/>
         <w:rPr>
@@ -4262,6 +4300,7 @@
           <w:sz w:val="24"/>
           <w:szCs w:val="24"/>
         </w:rPr>
+        <w:lastRenderedPageBreak/>
         <w:t>Слава</w:t>
       </w:r>
       <w:r>
@@ -4312,7 +4351,7 @@
     </w:p>
     <w:p>
       <w:pPr>
-        <w:pStyle w:val="Heading3"/>
+        <w:pStyle w:val="3"/>
         <w:spacing w:before="0" w:after="120"/>
         <w:jc w:val="center"/>
         <w:rPr>
@@ -4328,7 +4367,6 @@
           <w:b/>
           <w:i/>
           <w:color w:val="FF0000"/>
-          <w:sz w:val="24"/>
         </w:rPr>
         <w:t>Пісня Симеона</w:t>
       </w:r>
@@ -4545,7 +4583,7 @@
     </w:p>
     <w:p>
       <w:pPr>
-        <w:pStyle w:val="Heading3"/>
+        <w:pStyle w:val="3"/>
         <w:spacing w:before="0" w:after="120"/>
         <w:jc w:val="center"/>
         <w:rPr>
@@ -4561,7 +4599,6 @@
           <w:b/>
           <w:i/>
           <w:color w:val="FF0000"/>
-          <w:sz w:val="24"/>
         </w:rPr>
         <w:t>Тропарі</w:t>
       </w:r>
@@ -4722,7 +4759,7 @@
     </w:p>
     <w:p>
       <w:pPr>
-        <w:pStyle w:val="Heading3"/>
+        <w:pStyle w:val="3"/>
         <w:spacing w:before="0" w:after="120"/>
         <w:jc w:val="center"/>
         <w:rPr>
@@ -4737,7 +4774,6 @@
           <w:b/>
           <w:i/>
           <w:color w:val="FF0000"/>
-          <w:sz w:val="24"/>
         </w:rPr>
         <w:t>Ектенія усильного благання</w:t>
       </w:r>
@@ -4746,7 +4782,6 @@
           <w:rFonts w:ascii="Times New Roman" w:eastAsia="Times New Roman" w:hAnsi="Times New Roman" w:cs="Times New Roman"/>
           <w:i/>
           <w:color w:val="FF0000"/>
-          <w:sz w:val="24"/>
         </w:rPr>
         <w:t>:</w:t>
       </w:r>
@@ -4802,7 +4837,15 @@
           <w:rFonts w:ascii="Times New Roman" w:hAnsi="Times New Roman"/>
           <w:sz w:val="24"/>
         </w:rPr>
-        <w:t xml:space="preserve">Ще молимось за святішого вселенського архиєрея Франциска, папу Римського, і за блаженнішого патріярха нашого Святослава, і за преосвященнішого архиєпископа і митрополита нашого кир </w:t>
+        <w:t xml:space="preserve">Ще молимось за святішого вселенського архиєрея Франциска, папу Римського, і за блаженнішого патріярха нашого Святослава, і за преосвященнішого архиєпископа і </w:t>
+      </w:r>
+      <w:r>
+        <w:rPr>
+          <w:rFonts w:ascii="Times New Roman" w:hAnsi="Times New Roman"/>
+          <w:sz w:val="24"/>
+        </w:rPr>
+        <w:lastRenderedPageBreak/>
+        <w:t xml:space="preserve">митрополита нашого кир </w:t>
       </w:r>
       <w:r>
         <w:rPr>
@@ -4978,7 +5021,7 @@
           <w:sz w:val="24"/>
           <w:u w:val="single"/>
         </w:rPr>
-        <w:t>[Господи, Боже наш! Згадай нас грішних і недостойних слуг Твоїх, коли призиваємо святе ім'я Твоє, і не осороми нас, коли очікуємо милости Твоєї, але вислухай, Господи, усі наші спасенні прохання, і вчини нас достойними любити і</w:t>
+        <w:t>[Господи,</w:t>
       </w:r>
       <w:r>
         <w:rPr>
@@ -4986,7 +5029,15 @@
           <w:sz w:val="24"/>
           <w:u w:val="single"/>
         </w:rPr>
-        <w:t xml:space="preserve"> боятися Тебе від усього серця нашого і творити в усьому волю Твою.]</w:t>
+        <w:t xml:space="preserve"> Боже наш! Згадай нас грішних і недостойних слуг Твоїх, коли призиваємо святе ім'я Твоє, і не осороми нас, коли очікуємо милости Твоєї, але вислухай, Господи, усі наші спасенні прохання, і вчини нас достойними любити і боятися Тебе від усього серця нашого </w:t>
+      </w:r>
+      <w:r>
+        <w:rPr>
+          <w:rFonts w:ascii="Times New Roman" w:hAnsi="Times New Roman"/>
+          <w:sz w:val="24"/>
+          <w:u w:val="single"/>
+        </w:rPr>
+        <w:t>і творити в усьому волю Твою.]</w:t>
       </w:r>
     </w:p>
     <w:p>
@@ -5054,7 +5105,7 @@
     </w:p>
     <w:p>
       <w:pPr>
-        <w:pStyle w:val="Heading2"/>
+        <w:pStyle w:val="2"/>
         <w:spacing w:before="0" w:after="120"/>
         <w:jc w:val="center"/>
         <w:rPr>
@@ -5517,7 +5568,7 @@
     </w:p>
     <w:p>
       <w:pPr>
-        <w:pStyle w:val="Heading1"/>
+        <w:pStyle w:val="1"/>
         <w:spacing w:after="120"/>
         <w:jc w:val="center"/>
         <w:rPr>
@@ -5529,7 +5580,6 @@
         <w:rPr>
           <w:rFonts w:ascii="Times New Roman" w:hAnsi="Times New Roman" w:cs="Times New Roman"/>
           <w:b/>
-          <w:sz w:val="24"/>
         </w:rPr>
         <w:t>УТРЕНЯ</w:t>
       </w:r>
@@ -5762,7 +5812,7 @@
     </w:p>
     <w:p>
       <w:pPr>
-        <w:pStyle w:val="Heading2"/>
+        <w:pStyle w:val="2"/>
         <w:spacing w:before="0" w:after="120"/>
         <w:jc w:val="center"/>
         <w:rPr>
@@ -6241,6 +6291,7 @@
           <w:sz w:val="24"/>
           <w:szCs w:val="24"/>
         </w:rPr>
+        <w:lastRenderedPageBreak/>
         <w:t>І ті, що на моє життя зазіхають, тенета наставляють,* і ті, що бажають мені нещастя, говорять про погибель, увесь час міркують лукаве.</w:t>
       </w:r>
     </w:p>
@@ -6921,6 +6972,7 @@
           <w:sz w:val="24"/>
           <w:szCs w:val="24"/>
         </w:rPr>
+        <w:lastRenderedPageBreak/>
         <w:t>Поміж мерцями моє ложе, немов убиті, що лежать у могилі,* що їх не згадуєш уже більше, що їх відтято від руки твоєї.</w:t>
       </w:r>
     </w:p>
@@ -7544,6 +7596,7 @@
           <w:sz w:val="24"/>
           <w:szCs w:val="24"/>
         </w:rPr>
+        <w:lastRenderedPageBreak/>
         <w:t>Господь на небі утвердив престол свій,* і царство його всім володіє.</w:t>
       </w:r>
     </w:p>
@@ -7930,7 +7983,7 @@
     </w:p>
     <w:p>
       <w:pPr>
-        <w:pStyle w:val="Heading3"/>
+        <w:pStyle w:val="3"/>
         <w:spacing w:before="0" w:after="120"/>
         <w:jc w:val="center"/>
         <w:rPr>
@@ -7946,7 +7999,6 @@
           <w:b/>
           <w:i/>
           <w:color w:val="FF0000"/>
-          <w:sz w:val="24"/>
         </w:rPr>
         <w:t>Утренні молитви</w:t>
       </w:r>
@@ -8052,7 +8104,16 @@
           <w:color w:val="000000"/>
           <w:sz w:val="24"/>
         </w:rPr>
-        <w:t>Від ночі лине дух наш до Тебе, Боже, бо світлом є повеління Твої на землі. Навчи нас у страсі Твоєму виконувати правду й добро, бо Тебе славимо як правдивого Бога нашого. Прихили вухо своє і вислухай нас, і пом'яни, Господи, тих, що є та що моляться з нами, всіх по імені, і спаси їх силою Твоєю. Благослови людей Твоїх і освяти спадкоємство Твоє: мир світові Твоєму даруй, церквам Твоїм, Священникам, владі, і всім людям. Хай благословиться і прославляється всечесне і величне ім'я Твоє, Отця, і Сина, і Святого Духа, нині і повсякчас, і на віки віків. Амінь.</w:t>
+        <w:t xml:space="preserve">Від ночі лине дух наш до Тебе, Боже, бо світлом є повеління Твої на землі. Навчи нас у страсі Твоєму виконувати правду й добро, бо Тебе славимо як правдивого Бога нашого. Прихили вухо своє і вислухай нас, і пом'яни, Господи, тих, що є та що моляться з нами, всіх по імені, і спаси їх силою Твоєю. Благослови людей Твоїх і освяти спадкоємство </w:t>
+      </w:r>
+      <w:r>
+        <w:rPr>
+          <w:rFonts w:ascii="Times New Roman" w:hAnsi="Times New Roman"/>
+          <w:color w:val="000000"/>
+          <w:sz w:val="24"/>
+        </w:rPr>
+        <w:lastRenderedPageBreak/>
+        <w:t>Твоє: мир світові Твоєму даруй, церквам Твоїм, Священникам, владі, і всім людям. Хай благословиться і прославляється всечесне і величне ім'я Твоє, Отця, і Сина, і Святого Духа, нині і повсякчас, і на віки віків. Амінь.</w:t>
       </w:r>
     </w:p>
     <w:p>
@@ -8296,7 +8357,16 @@
           <w:color w:val="000000"/>
           <w:sz w:val="24"/>
         </w:rPr>
-        <w:t>Господи, Боже наш, що сонну неміч забрав від нас і покликав нас візванням святим, щоб і вночі підносити руки наші і прославляти Тебе за справедливі Твої присуди. Прийми благання наші, моління, визнавання, нічні служби і даруй нам, Боже, віру бездоганну, надію впевнену, любов нелицемірну. Благослови наші входи й виходи, вчинки, слова, діла й думки; і дай нам дочекатися початку дня, нам, що хвалять й оспівують, і благословлять добрість Твоєї несказанної сили, щоб було благословенне Твоє пресвяте ім'я і прославлене Твоє царство: Отця, і Сина, і Святого Духа, нині і повсякчас, і на віки віків. Амінь.</w:t>
+        <w:t xml:space="preserve">Господи, Боже наш, що сонну неміч забрав від нас і покликав нас візванням святим, щоб і вночі підносити руки наші і прославляти Тебе за справедливі Твої присуди. Прийми благання наші, моління, визнавання, нічні служби і даруй нам, Боже, віру бездоганну, </w:t>
+      </w:r>
+      <w:r>
+        <w:rPr>
+          <w:rFonts w:ascii="Times New Roman" w:hAnsi="Times New Roman"/>
+          <w:color w:val="000000"/>
+          <w:sz w:val="24"/>
+        </w:rPr>
+        <w:lastRenderedPageBreak/>
+        <w:t>надію впевнену, любов нелицемірну. Благослови наші входи й виходи, вчинки, слова, діла й думки; і дай нам дочекатися початку дня, нам, що хвалять й оспівують, і благословлять добрість Твоєї несказанної сили, щоб було благословенне Твоє пресвяте ім'я і прославлене Твоє царство: Отця, і Сина, і Святого Духа, нині і повсякчас, і на віки віків. Амінь.</w:t>
       </w:r>
     </w:p>
     <w:p>
@@ -8332,31 +8402,31 @@
           <w:color w:val="FF0000"/>
           <w:sz w:val="24"/>
         </w:rPr>
-        <w:t>10</w:t>
-      </w:r>
-      <w:r>
-        <w:rPr>
-          <w:rFonts w:ascii="Times New Roman" w:hAnsi="Times New Roman"/>
-          <w:color w:val="FF0000"/>
-          <w:sz w:val="24"/>
-        </w:rPr>
-        <w:t>.</w:t>
-      </w:r>
-      <w:r>
-        <w:rPr>
-          <w:rFonts w:ascii="Times New Roman" w:hAnsi="Times New Roman"/>
-          <w:color w:val="000000"/>
-          <w:sz w:val="24"/>
-        </w:rPr>
-        <w:t xml:space="preserve"> Боже, Боже наш! Ти сотворив розумні й духовні сили Своєю волею. Тебе просимо й Тобі молимося: Прийми наші посильні величання з усіма Твоїми творіннями і збагати щедрими даруваннями Твоєї ласки. Бо перед Тобою згинається всяке коліно: на небі, на землі й </w:t>
-      </w:r>
-      <w:r>
-        <w:rPr>
-          <w:rFonts w:ascii="Times New Roman" w:hAnsi="Times New Roman"/>
-          <w:color w:val="000000"/>
-          <w:sz w:val="24"/>
-        </w:rPr>
-        <w:t>під землею, і все, що живе, і все створіння оспівує неосяжну Твою славу, бо Ти Бог правдивий і вельми милостивий. Тебе бо хвалять усі небесні сили, і Тобі славу возсилаємо: Отцю, і Сину, і Святому Духові, нині і повсякчас, і на віки віків. Амінь.</w:t>
+        <w:t>10.</w:t>
+      </w:r>
+      <w:r>
+        <w:rPr>
+          <w:rFonts w:ascii="Times New Roman" w:hAnsi="Times New Roman"/>
+          <w:color w:val="000000"/>
+          <w:sz w:val="24"/>
+        </w:rPr>
+        <w:t xml:space="preserve"> Боже, Боже наш! Ти сотворив розумні й духов</w:t>
+      </w:r>
+      <w:r>
+        <w:rPr>
+          <w:rFonts w:ascii="Times New Roman" w:hAnsi="Times New Roman"/>
+          <w:color w:val="000000"/>
+          <w:sz w:val="24"/>
+        </w:rPr>
+        <w:t>ні сили Своєю волею. Тебе просимо й Тобі молимося: Прийми наші посильні величання з усіма Твоїми творіннями і збагати щедрими даруваннями Твоєї ласки. Бо перед Тобою згинається всяке коліно: на небі, на землі й під землею, і все, що живе, і все створіння о</w:t>
+      </w:r>
+      <w:r>
+        <w:rPr>
+          <w:rFonts w:ascii="Times New Roman" w:hAnsi="Times New Roman"/>
+          <w:color w:val="000000"/>
+          <w:sz w:val="24"/>
+        </w:rPr>
+        <w:t>співує неосяжну Твою славу, бо Ти Бог правдивий і вельми милостивий. Тебе бо хвалять усі небесні сили, і Тобі славу возсилаємо: Отцю, і Сину, і Святому Духові, нині і повсякчас, і на віки віків. Амінь.</w:t>
       </w:r>
     </w:p>
     <w:p>
@@ -8425,7 +8495,7 @@
     </w:p>
     <w:p>
       <w:pPr>
-        <w:pStyle w:val="Heading2"/>
+        <w:pStyle w:val="2"/>
         <w:spacing w:before="0" w:after="120"/>
         <w:jc w:val="center"/>
         <w:rPr>
@@ -8686,6 +8756,7 @@
           <w:color w:val="000000"/>
           <w:sz w:val="24"/>
         </w:rPr>
+        <w:lastRenderedPageBreak/>
         <w:t>За Богом бережений народ наш, за правління і все військо Господеві помолімся.</w:t>
       </w:r>
     </w:p>
@@ -9072,7 +9143,7 @@
     </w:p>
     <w:p>
       <w:pPr>
-        <w:pStyle w:val="Heading3"/>
+        <w:pStyle w:val="3"/>
         <w:spacing w:before="0" w:after="120"/>
         <w:jc w:val="center"/>
         <w:rPr>
@@ -9087,7 +9158,6 @@
           <w:b/>
           <w:i/>
           <w:color w:val="FF0000"/>
-          <w:sz w:val="24"/>
         </w:rPr>
         <w:t>Бог Господь...</w:t>
       </w:r>
@@ -9096,7 +9166,6 @@
           <w:rFonts w:ascii="Times New Roman" w:eastAsia="Times New Roman" w:hAnsi="Times New Roman" w:cs="Times New Roman"/>
           <w:i/>
           <w:color w:val="FF0000"/>
-          <w:sz w:val="24"/>
         </w:rPr>
         <w:t xml:space="preserve"> (Пс. 117) на глас 2:</w:t>
       </w:r>
@@ -9292,16 +9361,25 @@
     </w:p>
     <w:p>
       <w:pPr>
-        <w:spacing w:after="120"/>
-        <w:jc w:val="both"/>
-        <w:rPr>
-          <w:rFonts w:ascii="Times New Roman" w:hAnsi="Times New Roman" w:cs="Times New Roman"/>
-          <w:i/>
-          <w:color w:val="FF0000"/>
-          <w:sz w:val="24"/>
-          <w:szCs w:val="24"/>
-        </w:rPr>
-      </w:pPr>
+        <w:pStyle w:val="3"/>
+        <w:spacing w:before="0" w:after="120"/>
+        <w:jc w:val="center"/>
+        <w:rPr>
+          <w:rFonts w:ascii="Times New Roman" w:eastAsia="Times New Roman" w:hAnsi="Times New Roman" w:cs="Times New Roman"/>
+          <w:b/>
+          <w:i/>
+          <w:color w:val="FF0000"/>
+        </w:rPr>
+      </w:pPr>
+      <w:r>
+        <w:rPr>
+          <w:rFonts w:ascii="Times New Roman" w:eastAsia="Times New Roman" w:hAnsi="Times New Roman" w:cs="Times New Roman"/>
+          <w:b/>
+          <w:i/>
+          <w:color w:val="FF0000"/>
+        </w:rPr>
+        <w:t>Тропарі</w:t>
+      </w:r>
     </w:p>
     <w:p>
       <w:pPr>
@@ -9387,6 +9465,7 @@
           <w:sz w:val="24"/>
           <w:szCs w:val="24"/>
         </w:rPr>
+        <w:lastRenderedPageBreak/>
         <w:t>Слава:</w:t>
       </w:r>
       <w:r>
@@ -9477,7 +9556,7 @@
     </w:p>
     <w:p>
       <w:pPr>
-        <w:pStyle w:val="Heading3"/>
+        <w:pStyle w:val="3"/>
         <w:spacing w:before="0" w:after="120"/>
         <w:jc w:val="center"/>
         <w:rPr>
@@ -9492,7 +9571,6 @@
           <w:b/>
           <w:i/>
           <w:color w:val="FF0000"/>
-          <w:sz w:val="24"/>
         </w:rPr>
         <w:t>Мала єктенія</w:t>
       </w:r>
@@ -9677,7 +9755,7 @@
     </w:p>
     <w:p>
       <w:pPr>
-        <w:pStyle w:val="Heading3"/>
+        <w:pStyle w:val="3"/>
         <w:spacing w:before="0" w:after="120"/>
         <w:jc w:val="center"/>
         <w:rPr>
@@ -9693,7 +9771,6 @@
           <w:b/>
           <w:i/>
           <w:color w:val="FF0000"/>
-          <w:sz w:val="24"/>
         </w:rPr>
         <w:t>Перший сідальний</w:t>
       </w:r>
@@ -9769,7 +9846,7 @@
     </w:p>
     <w:p>
       <w:pPr>
-        <w:pStyle w:val="Heading3"/>
+        <w:pStyle w:val="3"/>
         <w:spacing w:before="0" w:after="120"/>
         <w:jc w:val="center"/>
         <w:rPr>
@@ -9784,7 +9861,6 @@
           <w:b/>
           <w:i/>
           <w:color w:val="FF0000"/>
-          <w:sz w:val="24"/>
         </w:rPr>
         <w:t>Мала єктенія</w:t>
       </w:r>
@@ -9911,7 +9987,17 @@
           <w:szCs w:val="24"/>
           <w:u w:val="single"/>
         </w:rPr>
-        <w:t>[Боже й Отче Господа нашого Ісуса Христа! Ти підніс нас з постелі нашої і зібрав на годину молитви. Дай нам ласку відкрити уста наші і прийми наші подяки, що в наших силах, і навчи нас установ твоїх. Бо молитися як слід не вміємо, якщо ти, Господи, святим твоїм Духом не навчиш нас. Тому молимося тобі: Даруй і прости, якщо ми згрішили аж дотеперішньої години словом або ділом, або думкою, добровільно або недобровільно. Бо коли на провини будеш дивитися, Господи, Господи, то хто встоїться, бо в тебе є прощення. Ти один святий, допоміжник сильний, захисник життя нашого, і тебе ми завжди оспівуватимемо.]</w:t>
+        <w:t xml:space="preserve">[Боже й Отче Господа нашого Ісуса Христа! Ти підніс нас з постелі нашої і зібрав на годину молитви. Дай нам ласку відкрити уста наші і прийми наші подяки, що в наших силах, і навчи нас установ твоїх. Бо молитися як слід не вміємо, якщо ти, Господи, святим </w:t>
+      </w:r>
+      <w:r>
+        <w:rPr>
+          <w:rFonts w:ascii="Times New Roman" w:hAnsi="Times New Roman" w:cs="Times New Roman"/>
+          <w:sz w:val="24"/>
+          <w:szCs w:val="24"/>
+          <w:u w:val="single"/>
+        </w:rPr>
+        <w:lastRenderedPageBreak/>
+        <w:t>твоїм Духом не навчиш нас. Тому молимося тобі: Даруй і прости, якщо ми згрішили аж дотеперішньої години словом або ділом, або думкою, добровільно або недобровільно. Бо коли на провини будеш дивитися, Господи, Господи, то хто встоїться, бо в тебе є прощення. Ти один святий, допоміжник сильний, захисник життя нашого, і тебе ми завжди оспівуватимемо.]</w:t>
       </w:r>
     </w:p>
     <w:p>
@@ -9976,7 +10062,7 @@
     </w:p>
     <w:p>
       <w:pPr>
-        <w:pStyle w:val="Heading3"/>
+        <w:pStyle w:val="3"/>
         <w:spacing w:before="0" w:after="120"/>
         <w:jc w:val="center"/>
         <w:rPr>
@@ -9992,7 +10078,6 @@
           <w:b/>
           <w:i/>
           <w:color w:val="FF0000"/>
-          <w:sz w:val="24"/>
         </w:rPr>
         <w:t>Другий сідальний</w:t>
       </w:r>
@@ -10078,7 +10163,7 @@
     </w:p>
     <w:p>
       <w:pPr>
-        <w:pStyle w:val="Heading3"/>
+        <w:pStyle w:val="3"/>
         <w:spacing w:before="0" w:after="120"/>
         <w:jc w:val="center"/>
         <w:rPr>
@@ -10094,7 +10179,6 @@
           <w:b/>
           <w:i/>
           <w:color w:val="FF0000"/>
-          <w:sz w:val="24"/>
         </w:rPr>
         <w:t>Воскресіння Христове</w:t>
       </w:r>
@@ -10143,7 +10227,7 @@
     </w:p>
     <w:p>
       <w:pPr>
-        <w:pStyle w:val="Heading3"/>
+        <w:pStyle w:val="3"/>
         <w:spacing w:before="0" w:after="120"/>
         <w:jc w:val="center"/>
         <w:rPr>
@@ -10159,7 +10243,6 @@
           <w:b/>
           <w:i/>
           <w:color w:val="FF0000"/>
-          <w:sz w:val="24"/>
         </w:rPr>
         <w:t>Псалом 50</w:t>
       </w:r>
@@ -10446,6 +10529,7 @@
           <w:sz w:val="24"/>
           <w:szCs w:val="24"/>
         </w:rPr>
+        <w:lastRenderedPageBreak/>
         <w:t>Визволь мене від вини крови, Боже, Боже спасіння мого,* і язик мій радісно прославить справедливість твою.</w:t>
       </w:r>
     </w:p>
@@ -10572,7 +10656,7 @@
     </w:p>
     <w:p>
       <w:pPr>
-        <w:pStyle w:val="Heading2"/>
+        <w:pStyle w:val="2"/>
         <w:spacing w:before="0" w:after="120"/>
         <w:jc w:val="center"/>
         <w:rPr>
@@ -11081,6 +11165,7 @@
           <w:sz w:val="24"/>
           <w:szCs w:val="24"/>
         </w:rPr>
+        <w:lastRenderedPageBreak/>
         <w:t>Стих:</w:t>
       </w:r>
       <w:r>
@@ -11197,7 +11282,7 @@
     </w:p>
     <w:p>
       <w:pPr>
-        <w:pStyle w:val="Heading3"/>
+        <w:pStyle w:val="3"/>
         <w:spacing w:before="0" w:after="120"/>
         <w:jc w:val="center"/>
         <w:rPr>
@@ -11212,7 +11297,6 @@
           <w:b/>
           <w:i/>
           <w:color w:val="FF0000"/>
-          <w:sz w:val="24"/>
         </w:rPr>
         <w:t>Мала єктенія</w:t>
       </w:r>
@@ -11332,7 +11416,7 @@
           <w:sz w:val="24"/>
           <w:u w:val="single"/>
         </w:rPr>
-        <w:t>[Господи, Боже наш, що сонну неміч забрав від нас і покликав нас візванням святим, щоб і вночі підносити руки наші і прославляти Тебе за спра</w:t>
+        <w:t xml:space="preserve">[Господи, Боже наш, що сонну неміч забрав від нас і покликав нас візванням святим, щоб і вночі підносити </w:t>
       </w:r>
       <w:r>
         <w:rPr>
@@ -11340,7 +11424,7 @@
           <w:sz w:val="24"/>
           <w:u w:val="single"/>
         </w:rPr>
-        <w:t>ведливі Твої присуди. Прийми благання наші, моління, визнавання, нічні служби і даруй нам, Боже, віру бездоганну, надію впевнену, любов нелицемірну. Благослови наші входи й виходи, вчинки, слова, діла й думки; і дай нам дочекатися початку дня, нам, що хвал</w:t>
+        <w:t xml:space="preserve">руки наші і прославляти Тебе за справедливі Твої присуди. Прийми благання наші, моління, визнавання, нічні служби і даруй нам, Боже, віру бездоганну, надію впевнену, любов нелицемірну. Благослови наші входи й виходи, вчинки, слова, діла й думки; і дай нам </w:t>
       </w:r>
       <w:r>
         <w:rPr>
@@ -11348,7 +11432,7 @@
           <w:sz w:val="24"/>
           <w:u w:val="single"/>
         </w:rPr>
-        <w:t>ять й оспівують, і благословлять добрість Твоєї несказанної сили]</w:t>
+        <w:t>дочекатися початку дня, нам, що хвалять й оспівують, і благословлять добрість Твоєї несказанної сили]</w:t>
       </w:r>
     </w:p>
     <w:p>
@@ -11678,6 +11762,7 @@
           <w:sz w:val="24"/>
           <w:szCs w:val="24"/>
         </w:rPr>
+        <w:lastRenderedPageBreak/>
         <w:t xml:space="preserve">Слава: </w:t>
       </w:r>
       <w:r>
@@ -12429,6 +12514,7 @@
           <w:sz w:val="24"/>
           <w:szCs w:val="24"/>
         </w:rPr>
+        <w:lastRenderedPageBreak/>
         <w:t xml:space="preserve">І нині: </w:t>
       </w:r>
       <w:r>
@@ -12454,7 +12540,7 @@
     </w:p>
     <w:p>
       <w:pPr>
-        <w:pStyle w:val="Heading3"/>
+        <w:pStyle w:val="3"/>
         <w:spacing w:before="0" w:after="120"/>
         <w:jc w:val="center"/>
         <w:rPr>
@@ -12469,7 +12555,6 @@
           <w:b/>
           <w:i/>
           <w:color w:val="FF0000"/>
-          <w:sz w:val="24"/>
         </w:rPr>
         <w:t>Мала єктенія</w:t>
       </w:r>
@@ -12953,6 +13038,7 @@
           <w:sz w:val="24"/>
           <w:szCs w:val="24"/>
         </w:rPr>
+        <w:lastRenderedPageBreak/>
         <w:t xml:space="preserve">І нині: </w:t>
       </w:r>
       <w:r>
@@ -13172,7 +13258,7 @@
     </w:p>
     <w:p>
       <w:pPr>
-        <w:pStyle w:val="Heading3"/>
+        <w:pStyle w:val="3"/>
         <w:spacing w:before="0" w:after="120"/>
         <w:jc w:val="center"/>
         <w:rPr>
@@ -13188,7 +13274,6 @@
           <w:b/>
           <w:i/>
           <w:color w:val="FF0000"/>
-          <w:sz w:val="24"/>
         </w:rPr>
         <w:t>Пісня Богородиці</w:t>
       </w:r>
@@ -13574,6 +13659,7 @@
           <w:sz w:val="24"/>
           <w:szCs w:val="24"/>
         </w:rPr>
+        <w:lastRenderedPageBreak/>
         <w:t>Сьогодні смерть знищено,* бо Христос - нетління і життя, встав із мертвих* і замешкав між своїми апостолами,* навчаючи їх високих і божественних речей* та наказуючи їм не покидати Єрусалиму.</w:t>
       </w:r>
     </w:p>
@@ -13666,7 +13752,7 @@
     </w:p>
     <w:p>
       <w:pPr>
-        <w:pStyle w:val="Heading3"/>
+        <w:pStyle w:val="3"/>
         <w:spacing w:before="0" w:after="120"/>
         <w:jc w:val="center"/>
         <w:rPr>
@@ -13681,7 +13767,6 @@
           <w:b/>
           <w:i/>
           <w:color w:val="FF0000"/>
-          <w:sz w:val="24"/>
         </w:rPr>
         <w:t>Мала єктенія</w:t>
       </w:r>
@@ -13801,7 +13886,7 @@
           <w:sz w:val="24"/>
           <w:u w:val="single"/>
         </w:rPr>
-        <w:t>[Боже, Боже наш! Ти сотворив розумні й духовні сили Своєю волею. Тебе просимо й Тобі молимося: Прийми наші посильні величання з усіма Твоїми творіннями і збагати щедрими даруваннями Твоєї ласки. Бо перед Тобою згинається всяке коліно: на небі, на землі й п</w:t>
+        <w:t xml:space="preserve">[Боже, Боже наш! Ти сотворив розумні й духовні сили Своєю волею. Тебе просимо й Тобі молимося: Прийми наші посильні величання з усіма Твоїми творіннями </w:t>
       </w:r>
       <w:r>
         <w:rPr>
@@ -13809,7 +13894,7 @@
           <w:sz w:val="24"/>
           <w:u w:val="single"/>
         </w:rPr>
-        <w:t>ід землею, і все, що живе, і все створіння оспівує неосяжну Твою славу, бо Ти Бог правдивий і вельми милостивий.]</w:t>
+        <w:t>і збагати щедрими даруваннями Твоєї ласки. Бо перед Тобою згинається всяке коліно: на небі, на землі й під землею, і все, що живе, і все створіння оспівує неосяжну Твою славу, бо Ти Бог правдивий і вельми милостивий.]</w:t>
       </w:r>
     </w:p>
     <w:p>
@@ -13902,7 +13987,7 @@
     </w:p>
     <w:p>
       <w:pPr>
-        <w:pStyle w:val="Heading3"/>
+        <w:pStyle w:val="3"/>
         <w:spacing w:before="0" w:after="120"/>
         <w:jc w:val="center"/>
         <w:rPr>
@@ -13916,7 +14001,6 @@
           <w:b/>
           <w:i/>
           <w:color w:val="FF0000"/>
-          <w:sz w:val="24"/>
         </w:rPr>
         <w:t>Світильний</w:t>
       </w:r>
@@ -13925,7 +14009,6 @@
           <w:rFonts w:ascii="Times New Roman" w:eastAsia="Times New Roman" w:hAnsi="Times New Roman" w:cs="Times New Roman"/>
           <w:i/>
           <w:color w:val="FF0000"/>
-          <w:sz w:val="24"/>
         </w:rPr>
         <w:t>:</w:t>
       </w:r>
@@ -13994,7 +14077,7 @@
     </w:p>
     <w:p>
       <w:pPr>
-        <w:pStyle w:val="Heading2"/>
+        <w:pStyle w:val="2"/>
         <w:spacing w:before="0" w:after="120"/>
         <w:jc w:val="center"/>
         <w:rPr>
@@ -14135,6 +14218,7 @@
           <w:sz w:val="24"/>
           <w:szCs w:val="24"/>
         </w:rPr>
+        <w:lastRenderedPageBreak/>
         <w:t>Нехай вони ім'я Господнє хвалять,* бо він повелів, і створились.</w:t>
       </w:r>
     </w:p>
@@ -14638,7 +14722,7 @@
     </w:p>
     <w:p>
       <w:pPr>
-        <w:pStyle w:val="Heading3"/>
+        <w:pStyle w:val="3"/>
         <w:spacing w:before="0" w:after="120"/>
         <w:jc w:val="center"/>
         <w:rPr>
@@ -14654,7 +14738,6 @@
           <w:b/>
           <w:i/>
           <w:color w:val="FF0000"/>
-          <w:sz w:val="24"/>
         </w:rPr>
         <w:t>Мале славослов'я</w:t>
       </w:r>
@@ -14704,6 +14787,7 @@
           <w:sz w:val="24"/>
           <w:szCs w:val="24"/>
         </w:rPr>
+        <w:lastRenderedPageBreak/>
         <w:t>Священник:</w:t>
       </w:r>
       <w:r>
@@ -15175,7 +15259,7 @@
     </w:p>
     <w:p>
       <w:pPr>
-        <w:pStyle w:val="Heading3"/>
+        <w:pStyle w:val="3"/>
         <w:spacing w:before="0" w:after="120"/>
         <w:jc w:val="center"/>
         <w:rPr>
@@ -15191,7 +15275,6 @@
           <w:b/>
           <w:i/>
           <w:color w:val="FF0000"/>
-          <w:sz w:val="24"/>
         </w:rPr>
         <w:t>Прохальна єктенія:</w:t>
       </w:r>
@@ -15383,6 +15466,7 @@
           <w:color w:val="FF4400"/>
           <w:sz w:val="24"/>
         </w:rPr>
+        <w:lastRenderedPageBreak/>
         <w:t>Вірні:</w:t>
       </w:r>
       <w:r>
@@ -15850,7 +15934,7 @@
     </w:p>
     <w:p>
       <w:pPr>
-        <w:pStyle w:val="Heading2"/>
+        <w:pStyle w:val="2"/>
         <w:spacing w:before="0" w:after="120"/>
         <w:jc w:val="center"/>
         <w:rPr>
@@ -15925,6 +16009,7 @@
           <w:sz w:val="24"/>
           <w:szCs w:val="24"/>
         </w:rPr>
+        <w:lastRenderedPageBreak/>
         <w:t>Стих:</w:t>
       </w:r>
       <w:r>
@@ -16328,7 +16413,7 @@
     </w:p>
     <w:p>
       <w:pPr>
-        <w:pStyle w:val="Heading3"/>
+        <w:pStyle w:val="3"/>
         <w:spacing w:before="0" w:after="120"/>
         <w:jc w:val="center"/>
         <w:rPr>
@@ -16344,7 +16429,6 @@
           <w:b/>
           <w:i/>
           <w:color w:val="FF0000"/>
-          <w:sz w:val="24"/>
         </w:rPr>
         <w:t>Тропарі</w:t>
       </w:r>
@@ -16505,7 +16589,7 @@
     </w:p>
     <w:p>
       <w:pPr>
-        <w:pStyle w:val="Heading3"/>
+        <w:pStyle w:val="3"/>
         <w:spacing w:before="0" w:after="120"/>
         <w:jc w:val="center"/>
         <w:rPr>
@@ -16520,7 +16604,6 @@
           <w:b/>
           <w:i/>
           <w:color w:val="FF0000"/>
-          <w:sz w:val="24"/>
         </w:rPr>
         <w:t>Єктенія усильного благання</w:t>
       </w:r>
@@ -16529,7 +16612,6 @@
           <w:rFonts w:ascii="Times New Roman" w:eastAsia="Times New Roman" w:hAnsi="Times New Roman" w:cs="Times New Roman"/>
           <w:b/>
           <w:color w:val="FF0000"/>
-          <w:sz w:val="24"/>
         </w:rPr>
         <w:t>:</w:t>
       </w:r>
@@ -16813,7 +16895,7 @@
     </w:p>
     <w:p>
       <w:pPr>
-        <w:pStyle w:val="Heading2"/>
+        <w:pStyle w:val="2"/>
         <w:spacing w:before="0" w:after="120"/>
         <w:jc w:val="center"/>
         <w:rPr>
@@ -17630,7 +17712,7 @@
     <w:lsdException w:name="Unresolved Mention" w:semiHidden="1" w:unhideWhenUsed="1"/>
     <w:lsdException w:name="Smart Link" w:semiHidden="1" w:unhideWhenUsed="1"/>
   </w:latentStyles>
-  <w:style w:type="paragraph" w:default="1" w:styleId="Normal">
+  <w:style w:type="paragraph" w:default="1" w:styleId="a">
     <w:name w:val="Normal"/>
     <w:qFormat/>
     <w:rsid w:val="00F536D8"/>
@@ -17639,11 +17721,11 @@
       <w:sz w:val="36"/>
     </w:rPr>
   </w:style>
-  <w:style w:type="paragraph" w:styleId="Heading1">
+  <w:style w:type="paragraph" w:styleId="1">
     <w:name w:val="heading 1"/>
-    <w:basedOn w:val="Normal"/>
-    <w:next w:val="Normal"/>
-    <w:link w:val="Heading1Char"/>
+    <w:basedOn w:val="a"/>
+    <w:next w:val="a"/>
+    <w:link w:val="10"/>
     <w:uiPriority w:val="9"/>
     <w:qFormat/>
     <w:rsid w:val="00F536D8"/>
@@ -17659,11 +17741,11 @@
       <w:szCs w:val="24"/>
     </w:rPr>
   </w:style>
-  <w:style w:type="paragraph" w:styleId="Heading2">
+  <w:style w:type="paragraph" w:styleId="2">
     <w:name w:val="heading 2"/>
-    <w:basedOn w:val="Normal"/>
-    <w:next w:val="Normal"/>
-    <w:link w:val="Heading2Char"/>
+    <w:basedOn w:val="a"/>
+    <w:next w:val="a"/>
+    <w:link w:val="20"/>
     <w:uiPriority w:val="9"/>
     <w:unhideWhenUsed/>
     <w:qFormat/>
@@ -17681,11 +17763,11 @@
       <w:szCs w:val="26"/>
     </w:rPr>
   </w:style>
-  <w:style w:type="paragraph" w:styleId="Heading3">
+  <w:style w:type="paragraph" w:styleId="3">
     <w:name w:val="heading 3"/>
-    <w:basedOn w:val="Normal"/>
-    <w:next w:val="Normal"/>
-    <w:link w:val="Heading3Char"/>
+    <w:basedOn w:val="a"/>
+    <w:next w:val="a"/>
+    <w:link w:val="30"/>
     <w:uiPriority w:val="9"/>
     <w:unhideWhenUsed/>
     <w:qFormat/>
@@ -17703,10 +17785,10 @@
       <w:szCs w:val="24"/>
     </w:rPr>
   </w:style>
-  <w:style w:type="paragraph" w:styleId="Heading4">
+  <w:style w:type="paragraph" w:styleId="4">
     <w:name w:val="heading 4"/>
-    <w:basedOn w:val="Normal"/>
-    <w:next w:val="Normal"/>
+    <w:basedOn w:val="a"/>
+    <w:next w:val="a"/>
     <w:uiPriority w:val="9"/>
     <w:semiHidden/>
     <w:unhideWhenUsed/>
@@ -17723,10 +17805,10 @@
       <w:szCs w:val="24"/>
     </w:rPr>
   </w:style>
-  <w:style w:type="paragraph" w:styleId="Heading5">
+  <w:style w:type="paragraph" w:styleId="5">
     <w:name w:val="heading 5"/>
-    <w:basedOn w:val="Normal"/>
-    <w:next w:val="Normal"/>
+    <w:basedOn w:val="a"/>
+    <w:next w:val="a"/>
     <w:uiPriority w:val="9"/>
     <w:semiHidden/>
     <w:unhideWhenUsed/>
@@ -17743,10 +17825,10 @@
       <w:szCs w:val="22"/>
     </w:rPr>
   </w:style>
-  <w:style w:type="paragraph" w:styleId="Heading6">
+  <w:style w:type="paragraph" w:styleId="6">
     <w:name w:val="heading 6"/>
-    <w:basedOn w:val="Normal"/>
-    <w:next w:val="Normal"/>
+    <w:basedOn w:val="a"/>
+    <w:next w:val="a"/>
     <w:uiPriority w:val="9"/>
     <w:semiHidden/>
     <w:unhideWhenUsed/>
@@ -17762,13 +17844,13 @@
       <w:sz w:val="20"/>
     </w:rPr>
   </w:style>
-  <w:style w:type="character" w:default="1" w:styleId="DefaultParagraphFont">
+  <w:style w:type="character" w:default="1" w:styleId="a0">
     <w:name w:val="Default Paragraph Font"/>
     <w:uiPriority w:val="1"/>
     <w:semiHidden/>
     <w:unhideWhenUsed/>
   </w:style>
-  <w:style w:type="table" w:default="1" w:styleId="TableNormal">
+  <w:style w:type="table" w:default="1" w:styleId="a1">
     <w:name w:val="Normal Table"/>
     <w:uiPriority w:val="99"/>
     <w:semiHidden/>
@@ -17783,16 +17865,16 @@
       </w:tblCellMar>
     </w:tblPr>
   </w:style>
-  <w:style w:type="numbering" w:default="1" w:styleId="NoList">
+  <w:style w:type="numbering" w:default="1" w:styleId="a2">
     <w:name w:val="No List"/>
     <w:uiPriority w:val="99"/>
     <w:semiHidden/>
     <w:unhideWhenUsed/>
   </w:style>
-  <w:style w:type="paragraph" w:styleId="Title">
+  <w:style w:type="paragraph" w:styleId="a3">
     <w:name w:val="Title"/>
-    <w:basedOn w:val="Normal"/>
-    <w:next w:val="Normal"/>
+    <w:basedOn w:val="a"/>
+    <w:next w:val="a"/>
     <w:uiPriority w:val="10"/>
     <w:qFormat/>
     <w:pPr>
@@ -17806,9 +17888,9 @@
       <w:szCs w:val="72"/>
     </w:rPr>
   </w:style>
-  <w:style w:type="character" w:customStyle="1" w:styleId="Heading1Char">
-    <w:name w:val="Heading 1 Char"/>
-    <w:link w:val="Heading1"/>
+  <w:style w:type="character" w:customStyle="1" w:styleId="10">
+    <w:name w:val="Заголовок 1 Знак"/>
+    <w:link w:val="1"/>
     <w:uiPriority w:val="99"/>
     <w:locked/>
     <w:rsid w:val="00F536D8"/>
@@ -17820,9 +17902,9 @@
       <w:szCs w:val="24"/>
     </w:rPr>
   </w:style>
-  <w:style w:type="character" w:customStyle="1" w:styleId="Heading2Char">
-    <w:name w:val="Heading 2 Char"/>
-    <w:link w:val="Heading2"/>
+  <w:style w:type="character" w:customStyle="1" w:styleId="20">
+    <w:name w:val="Заголовок 2 Знак"/>
+    <w:link w:val="2"/>
     <w:uiPriority w:val="99"/>
     <w:locked/>
     <w:rsid w:val="00E36909"/>
@@ -17834,9 +17916,9 @@
       <w:lang w:val="en-US"/>
     </w:rPr>
   </w:style>
-  <w:style w:type="character" w:customStyle="1" w:styleId="Heading3Char">
-    <w:name w:val="Heading 3 Char"/>
-    <w:link w:val="Heading3"/>
+  <w:style w:type="character" w:customStyle="1" w:styleId="30">
+    <w:name w:val="Заголовок 3 Знак"/>
+    <w:link w:val="3"/>
     <w:uiPriority w:val="99"/>
     <w:semiHidden/>
     <w:locked/>
@@ -17849,10 +17931,10 @@
       <w:lang w:val="en-US"/>
     </w:rPr>
   </w:style>
-  <w:style w:type="paragraph" w:styleId="DocumentMap">
+  <w:style w:type="paragraph" w:styleId="a4">
     <w:name w:val="Document Map"/>
-    <w:basedOn w:val="Normal"/>
-    <w:link w:val="DocumentMapChar"/>
+    <w:basedOn w:val="a"/>
+    <w:link w:val="a5"/>
     <w:uiPriority w:val="99"/>
     <w:semiHidden/>
     <w:rsid w:val="00BE02F8"/>
@@ -17862,9 +17944,9 @@
       <w:szCs w:val="24"/>
     </w:rPr>
   </w:style>
-  <w:style w:type="character" w:customStyle="1" w:styleId="DocumentMapChar">
-    <w:name w:val="Document Map Char"/>
-    <w:link w:val="DocumentMap"/>
+  <w:style w:type="character" w:customStyle="1" w:styleId="a5">
+    <w:name w:val="Схема документа Знак"/>
+    <w:link w:val="a4"/>
     <w:uiPriority w:val="99"/>
     <w:semiHidden/>
     <w:locked/>
@@ -17888,10 +17970,10 @@
       <w:szCs w:val="36"/>
     </w:rPr>
   </w:style>
-  <w:style w:type="paragraph" w:styleId="Subtitle">
+  <w:style w:type="paragraph" w:styleId="a6">
     <w:name w:val="Subtitle"/>
-    <w:basedOn w:val="Normal"/>
-    <w:next w:val="Normal"/>
+    <w:basedOn w:val="a"/>
+    <w:next w:val="a"/>
     <w:uiPriority w:val="11"/>
     <w:qFormat/>
     <w:pPr>
